--- a/JAPAN_DIGEST_OVERVIEW.docx
+++ b/JAPAN_DIGEST_OVERVIEW.docx
@@ -7297,7 +7297,7 @@
                 <w:sz w:val="18"/>
                 <w:szCs w:val="18"/>
               </w:rPr>
-              <w:t xml:space="preserve">PM (name fallback)</w:t>
+              <w:t xml:space="preserve">PM (by name)</w:t>
             </w:r>
           </w:p>
         </w:tc>
@@ -7324,7 +7324,7 @@
                 <w:sz w:val="18"/>
                 <w:szCs w:val="18"/>
               </w:rPr>
-              <w:t xml:space="preserve">"Ishiba" Japan Prime Minister</w:t>
+              <w:t xml:space="preserve">"Takaichi" OR "Ishiba" Japan Prime Minister</w:t>
             </w:r>
           </w:p>
         </w:tc>
@@ -7475,7 +7475,7 @@
                 <w:sz w:val="18"/>
                 <w:szCs w:val="18"/>
               </w:rPr>
-              <w:t xml:space="preserve">Motoko Rich (bureau chief), River Akira Davis, Hisako Ueno, Kiuko Notoya</w:t>
+              <w:t xml:space="preserve">River Akira Davis, Hisako Ueno, Kiuko Notoya</w:t>
             </w:r>
           </w:p>
         </w:tc>
@@ -9034,7 +9034,7 @@
         <w:t xml:space="preserve">Sitting Prime Minister. </w:t>
       </w:r>
       <w:r>
-        <w:t xml:space="preserve">The leadership reference is seeded with the last-known PM (Ishiba, LDP, since Oct 2024) and flagged "verify." Please confirm the current PM and cabinet. The live pipeline always defers to the name in the day's articles regardless.</w:t>
+        <w:t xml:space="preserve">The leadership reference is seeded with Sanae Takaichi (LDP, Japan's first female PM, who succeeded Ishiba). Please confirm her cabinet lineup so the seed baseline is complete. The live pipeline always defers to the name in the day's articles regardless.</w:t>
       </w:r>
     </w:p>
     <w:p>

--- a/JAPAN_DIGEST_OVERVIEW.docx
+++ b/JAPAN_DIGEST_OVERVIEW.docx
@@ -9031,10 +9031,10 @@
           <w:b/>
           <w:bCs/>
         </w:rPr>
-        <w:t xml:space="preserve">Sitting Prime Minister. </w:t>
-      </w:r>
-      <w:r>
-        <w:t xml:space="preserve">The leadership reference is seeded with Sanae Takaichi (LDP, Japan's first female PM, who succeeded Ishiba). Please confirm her cabinet lineup so the seed baseline is complete. The live pipeline always defers to the name in the day's articles regardless.</w:t>
+        <w:t xml:space="preserve">Sitting Prime Minister &amp; cabinet. </w:t>
+      </w:r>
+      <w:r>
+        <w:t xml:space="preserve">Seeded from the official Kantei roster: PM Sanae Takaichi (LDP, first female PM; inaugurated Oct 21 2025, reshuffled Feb 18 2026), Chief Cabinet Secretary Minoru Kihara, Foreign Minister Toshimitsu Motegi, Defense Minister Shinjiro Koizumi, Finance Minister Satsuki Katayama, METI Minister Ryosei Akazawa, BOJ Governor Kazuo Ueda. Please confirm this is current. The live pipeline always defers to the names in the day's articles regardless.</w:t>
       </w:r>
     </w:p>
     <w:p>

--- a/JAPAN_DIGEST_OVERVIEW.docx
+++ b/JAPAN_DIGEST_OVERVIEW.docx
@@ -249,7 +249,7 @@
         <w:spacing w:after="60"/>
       </w:pPr>
       <w:r>
-        <w:t xml:space="preserve">Market Strip — Nikkei · TOPIX · USD/JPY · EUR/JPY · 10Y JGB · BOJ rate · Brent</w:t>
+        <w:t xml:space="preserve">Market Strip — Nikkei · USD/JPY · EUR/JPY · 10Y JGB · BOJ rate · Brent</w:t>
       </w:r>
     </w:p>
     <w:p>
@@ -8013,86 +8013,6 @@
                 <w:szCs w:val="18"/>
               </w:rPr>
               <w:t xml:space="preserve">Nikkei 225 (^N225)</w:t>
-            </w:r>
-          </w:p>
-        </w:tc>
-        <w:tc>
-          <w:tcPr>
-            <w:tcW w:type="dxa" w:w="2800"/>
-            <w:tcBorders>
-              <w:top w:val="single" w:color="CCCCCC" w:sz="1"/>
-              <w:left w:val="single" w:color="CCCCCC" w:sz="1"/>
-              <w:bottom w:val="single" w:color="CCCCCC" w:sz="1"/>
-              <w:right w:val="single" w:color="CCCCCC" w:sz="1"/>
-            </w:tcBorders>
-            <w:tcMar>
-              <w:top w:type="dxa" w:w="60"/>
-              <w:left w:type="dxa" w:w="120"/>
-              <w:bottom w:type="dxa" w:w="60"/>
-              <w:right w:type="dxa" w:w="120"/>
-            </w:tcMar>
-          </w:tcPr>
-          <w:p>
-            <w:r>
-              <w:rPr>
-                <w:sz w:val="18"/>
-                <w:szCs w:val="18"/>
-              </w:rPr>
-              <w:t xml:space="preserve">Yahoo Finance</w:t>
-            </w:r>
-          </w:p>
-        </w:tc>
-        <w:tc>
-          <w:tcPr>
-            <w:tcW w:type="dxa" w:w="2560"/>
-            <w:tcBorders>
-              <w:top w:val="single" w:color="CCCCCC" w:sz="1"/>
-              <w:left w:val="single" w:color="CCCCCC" w:sz="1"/>
-              <w:bottom w:val="single" w:color="CCCCCC" w:sz="1"/>
-              <w:right w:val="single" w:color="CCCCCC" w:sz="1"/>
-            </w:tcBorders>
-            <w:tcMar>
-              <w:top w:type="dxa" w:w="60"/>
-              <w:left w:type="dxa" w:w="120"/>
-              <w:bottom w:type="dxa" w:w="60"/>
-              <w:right w:type="dxa" w:w="120"/>
-            </w:tcMar>
-          </w:tcPr>
-          <w:p>
-            <w:r>
-              <w:rPr>
-                <w:sz w:val="18"/>
-                <w:szCs w:val="18"/>
-              </w:rPr>
-              <w:t xml:space="preserve">Stooq</w:t>
-            </w:r>
-          </w:p>
-        </w:tc>
-      </w:tr>
-      <w:tr>
-        <w:tc>
-          <w:tcPr>
-            <w:tcW w:type="dxa" w:w="4000"/>
-            <w:tcBorders>
-              <w:top w:val="single" w:color="CCCCCC" w:sz="1"/>
-              <w:left w:val="single" w:color="CCCCCC" w:sz="1"/>
-              <w:bottom w:val="single" w:color="CCCCCC" w:sz="1"/>
-              <w:right w:val="single" w:color="CCCCCC" w:sz="1"/>
-            </w:tcBorders>
-            <w:tcMar>
-              <w:top w:type="dxa" w:w="60"/>
-              <w:left w:type="dxa" w:w="120"/>
-              <w:bottom w:type="dxa" w:w="60"/>
-              <w:right w:type="dxa" w:w="120"/>
-            </w:tcMar>
-          </w:tcPr>
-          <w:p>
-            <w:r>
-              <w:rPr>
-                <w:sz w:val="18"/>
-                <w:szCs w:val="18"/>
-              </w:rPr>
-              <w:t xml:space="preserve">TOPIX (^TPX)</w:t>
             </w:r>
           </w:p>
         </w:tc>
